--- a/00-首页/题组Word/习题书/学生版/第三篇-有机化学/7-金属有机与偶联反应.docx
+++ b/00-首页/题组Word/习题书/学生版/第三篇-有机化学/7-金属有机与偶联反应.docx
@@ -222,7 +222,7 @@
           <w:color w:val="5B6975"/>
           <w:sz w:val="24"/>
         </w:rPr>
-        <w:t>：2026-09-01</w:t>
+        <w:t>：2026-09-06</w:t>
       </w:r>
     </w:p>
     <w:p>

--- a/00-首页/题组Word/习题书/学生版/第三篇-有机化学/7-金属有机与偶联反应.docx
+++ b/00-首页/题组Word/习题书/学生版/第三篇-有机化学/7-金属有机与偶联反应.docx
@@ -3,239 +3,6 @@
 <w:document xmlns:w="http://schemas.openxmlformats.org/wordprocessingml/2006/main" xmlns:m="http://schemas.openxmlformats.org/officeDocument/2006/math" xmlns:r="http://schemas.openxmlformats.org/officeDocument/2006/relationships" xmlns:o="urn:schemas-microsoft-com:office:office" xmlns:v="urn:schemas-microsoft-com:vml" xmlns:w10="urn:schemas-microsoft-com:office:word" xmlns:a="http://schemas.openxmlformats.org/drawingml/2006/main" xmlns:pic="http://schemas.openxmlformats.org/drawingml/2006/picture" xmlns:wp="http://schemas.openxmlformats.org/drawingml/2006/wordprocessingDrawing">
   <w:body>
     <w:bookmarkStart w:id="46" w:name="第-7-章-金属有机与偶联反应"/>
-    <w:p>
-      <w:pPr>
-        <w:spacing w:after="1800" w:before="1200" w:line="276" w:lineRule="auto"/>
-        <w:jc w:val="center"/>
-      </w:pPr>
-    </w:p>
-    <w:p>
-      <w:pPr>
-        <w:spacing w:after="320" w:before="0" w:line="276" w:lineRule="auto"/>
-        <w:jc w:val="center"/>
-      </w:pPr>
-      <w:r>
-        <w:rPr>
-          <w:rFonts w:ascii="Times New Roman" w:hAnsi="Times New Roman" w:eastAsia="SimHei" w:cs="Times New Roman"/>
-          <w:b/>
-          <w:color w:val="17324D"/>
-          <w:sz w:val="64"/>
-        </w:rPr>
-        <w:t>化学竞赛习题册</w:t>
-      </w:r>
-    </w:p>
-    <w:p>
-      <w:pPr>
-        <w:spacing w:after="120" w:before="0" w:line="276" w:lineRule="auto"/>
-        <w:jc w:val="center"/>
-      </w:pPr>
-      <w:r>
-        <w:rPr>
-          <w:rFonts w:ascii="Times New Roman" w:hAnsi="Times New Roman" w:eastAsia="SimHei" w:cs="Times New Roman"/>
-          <w:b w:val="0"/>
-          <w:color w:val="5B6975"/>
-          <w:sz w:val="32"/>
-        </w:rPr>
-        <w:t>第三篇</w:t>
-      </w:r>
-      <w:r>
-        <w:rPr>
-          <w:rFonts w:ascii="Times New Roman" w:hAnsi="Times New Roman" w:eastAsia="Times New Roman" w:cs="Times New Roman"/>
-          <w:b w:val="0"/>
-          <w:color w:val="5B6975"/>
-          <w:sz w:val="32"/>
-        </w:rPr>
-        <w:t xml:space="preserve"> </w:t>
-      </w:r>
-      <w:r>
-        <w:rPr>
-          <w:rFonts w:ascii="Times New Roman" w:hAnsi="Times New Roman" w:eastAsia="SimHei" w:cs="Times New Roman"/>
-          <w:b w:val="0"/>
-          <w:color w:val="5B6975"/>
-          <w:sz w:val="32"/>
-        </w:rPr>
-        <w:t>有机化学</w:t>
-      </w:r>
-    </w:p>
-    <w:p>
-      <w:pPr>
-        <w:spacing w:after="600" w:before="0" w:line="276" w:lineRule="auto"/>
-        <w:jc w:val="center"/>
-      </w:pPr>
-      <w:r>
-        <w:rPr>
-          <w:rFonts w:ascii="Times New Roman" w:hAnsi="Times New Roman" w:eastAsia="SimHei" w:cs="Times New Roman"/>
-          <w:b/>
-          <w:color w:val="17324D"/>
-          <w:sz w:val="44"/>
-        </w:rPr>
-        <w:t>第</w:t>
-      </w:r>
-      <w:r>
-        <w:rPr>
-          <w:rFonts w:ascii="Times New Roman" w:hAnsi="Times New Roman" w:eastAsia="Times New Roman" w:cs="Times New Roman"/>
-          <w:b/>
-          <w:color w:val="17324D"/>
-          <w:sz w:val="44"/>
-        </w:rPr>
-        <w:t xml:space="preserve"> 7 </w:t>
-      </w:r>
-      <w:r>
-        <w:rPr>
-          <w:rFonts w:ascii="Times New Roman" w:hAnsi="Times New Roman" w:eastAsia="SimHei" w:cs="Times New Roman"/>
-          <w:b/>
-          <w:color w:val="17324D"/>
-          <w:sz w:val="44"/>
-        </w:rPr>
-        <w:t>章</w:t>
-      </w:r>
-      <w:r>
-        <w:rPr>
-          <w:rFonts w:ascii="Times New Roman" w:hAnsi="Times New Roman" w:eastAsia="Times New Roman" w:cs="Times New Roman"/>
-          <w:b/>
-          <w:color w:val="17324D"/>
-          <w:sz w:val="44"/>
-        </w:rPr>
-        <w:t xml:space="preserve"> </w:t>
-      </w:r>
-      <w:r>
-        <w:rPr>
-          <w:rFonts w:ascii="Times New Roman" w:hAnsi="Times New Roman" w:eastAsia="SimHei" w:cs="Times New Roman"/>
-          <w:b/>
-          <w:color w:val="17324D"/>
-          <w:sz w:val="44"/>
-        </w:rPr>
-        <w:t>金属有机与偶联反应</w:t>
-      </w:r>
-    </w:p>
-    <w:p>
-      <w:pPr>
-        <w:spacing w:after="600" w:before="120" w:line="276" w:lineRule="auto"/>
-        <w:jc w:val="center"/>
-        <w:pBdr>
-          <w:bottom w:val="single" w:sz="8" w:space="4" w:color="4A6577"/>
-        </w:pBdr>
-      </w:pPr>
-    </w:p>
-    <w:p>
-      <w:pPr>
-        <w:spacing w:after="160" w:before="0" w:line="276" w:lineRule="auto"/>
-        <w:jc w:val="center"/>
-      </w:pPr>
-      <w:r>
-        <w:rPr>
-          <w:rFonts w:ascii="Times New Roman" w:hAnsi="Times New Roman" w:eastAsia="FangSong" w:cs="Times New Roman"/>
-          <w:b w:val="0"/>
-          <w:color w:val="5B6975"/>
-          <w:sz w:val="24"/>
-        </w:rPr>
-        <w:t>题量</w:t>
-      </w:r>
-      <w:r>
-        <w:rPr>
-          <w:rFonts w:ascii="Times New Roman" w:hAnsi="Times New Roman" w:eastAsia="Times New Roman" w:cs="Times New Roman"/>
-          <w:b w:val="0"/>
-          <w:color w:val="5B6975"/>
-          <w:sz w:val="24"/>
-        </w:rPr>
-        <w:t>：22</w:t>
-      </w:r>
-    </w:p>
-    <w:p>
-      <w:pPr>
-        <w:spacing w:after="160" w:before="0" w:line="276" w:lineRule="auto"/>
-        <w:jc w:val="center"/>
-      </w:pPr>
-      <w:r>
-        <w:rPr>
-          <w:rFonts w:ascii="Times New Roman" w:hAnsi="Times New Roman" w:eastAsia="FangSong" w:cs="Times New Roman"/>
-          <w:b w:val="0"/>
-          <w:color w:val="5B6975"/>
-          <w:sz w:val="24"/>
-        </w:rPr>
-        <w:t>版本</w:t>
-      </w:r>
-      <w:r>
-        <w:rPr>
-          <w:rFonts w:ascii="Times New Roman" w:hAnsi="Times New Roman" w:eastAsia="Times New Roman" w:cs="Times New Roman"/>
-          <w:b w:val="0"/>
-          <w:color w:val="5B6975"/>
-          <w:sz w:val="24"/>
-        </w:rPr>
-        <w:t>：</w:t>
-      </w:r>
-      <w:r>
-        <w:rPr>
-          <w:rFonts w:ascii="Times New Roman" w:hAnsi="Times New Roman" w:eastAsia="FangSong" w:cs="Times New Roman"/>
-          <w:b w:val="0"/>
-          <w:color w:val="5B6975"/>
-          <w:sz w:val="24"/>
-        </w:rPr>
-        <w:t>学生版</w:t>
-      </w:r>
-      <w:r>
-        <w:rPr>
-          <w:rFonts w:ascii="Times New Roman" w:hAnsi="Times New Roman" w:eastAsia="Times New Roman" w:cs="Times New Roman"/>
-          <w:b w:val="0"/>
-          <w:color w:val="5B6975"/>
-          <w:sz w:val="24"/>
-        </w:rPr>
-        <w:t>（</w:t>
-      </w:r>
-      <w:r>
-        <w:rPr>
-          <w:rFonts w:ascii="Times New Roman" w:hAnsi="Times New Roman" w:eastAsia="FangSong" w:cs="Times New Roman"/>
-          <w:b w:val="0"/>
-          <w:color w:val="5B6975"/>
-          <w:sz w:val="24"/>
-        </w:rPr>
-        <w:t>无答案</w:t>
-      </w:r>
-      <w:r>
-        <w:rPr>
-          <w:rFonts w:ascii="Times New Roman" w:hAnsi="Times New Roman" w:eastAsia="Times New Roman" w:cs="Times New Roman"/>
-          <w:b w:val="0"/>
-          <w:color w:val="5B6975"/>
-          <w:sz w:val="24"/>
-        </w:rPr>
-        <w:t>）</w:t>
-      </w:r>
-    </w:p>
-    <w:p>
-      <w:pPr>
-        <w:spacing w:after="160" w:before="0" w:line="276" w:lineRule="auto"/>
-        <w:jc w:val="center"/>
-      </w:pPr>
-      <w:r>
-        <w:rPr>
-          <w:rFonts w:ascii="Times New Roman" w:hAnsi="Times New Roman" w:eastAsia="FangSong" w:cs="Times New Roman"/>
-          <w:b w:val="0"/>
-          <w:color w:val="5B6975"/>
-          <w:sz w:val="24"/>
-        </w:rPr>
-        <w:t>日期</w:t>
-      </w:r>
-      <w:r>
-        <w:rPr>
-          <w:rFonts w:ascii="Times New Roman" w:hAnsi="Times New Roman" w:eastAsia="Times New Roman" w:cs="Times New Roman"/>
-          <w:b w:val="0"/>
-          <w:color w:val="5B6975"/>
-          <w:sz w:val="24"/>
-        </w:rPr>
-        <w:t>：2026-09-06</w:t>
-      </w:r>
-    </w:p>
-    <w:p>
-      <w:pPr>
-        <w:jc w:val="center"/>
-      </w:pPr>
-      <w:r>
-        <w:rPr>
-          <w:rFonts w:ascii="Times New Roman" w:hAnsi="Times New Roman" w:eastAsia="Times New Roman" w:cs="Times New Roman"/>
-        </w:rPr>
-        <w:br w:type="page"/>
-      </w:r>
-    </w:p>
     <w:p>
       <w:pPr>
         <w:pStyle w:val="Heading1"/>
